--- a/assets/modeles_documents/contrat_bail_habitation.docx
+++ b/assets/modeles_documents/contrat_bail_habitation.docx
@@ -405,7 +405,7 @@
           <w:b/>
           <w:bCs/>
         </w:rPr>
-        <w:t>{{LOYER_MENSUEL}} FCFA</w:t>
+        <w:t>{{LOYER_MENSUEL}} {{DEVISE}}</w:t>
       </w:r>
       <w:r>
         <w:t xml:space="preserve">, payable d’avance au plus tard le </w:t>
@@ -433,7 +433,7 @@
           <w:b/>
           <w:bCs/>
         </w:rPr>
-        <w:t>{{CHARGES_MENSUELLES}} FCFA</w:t>
+        <w:t>{{CHARGES_MENSUELLES}} {{DEVISE}}</w:t>
       </w:r>
       <w:r>
         <w:t>.</w:t>
@@ -476,7 +476,7 @@
           <w:b/>
           <w:bCs/>
         </w:rPr>
-        <w:t>{{DEPOT_GARANTIE}} FCFA</w:t>
+        <w:t>{{DEPOT_GARANTIE}} {{DEVISE}}</w:t>
       </w:r>
       <w:r>
         <w:t>.</w:t>
@@ -573,7 +573,7 @@
         <w:t>{{DELAI_GRACE}} jours</w:t>
       </w:r>
       <w:r>
-        <w:t xml:space="preserve"> après l’échéance entraînera l’application de pénalités fixées à </w:t>
+        <w:t xml:space="preserve"> après l’échéance entraînera l’application d’une pénalité de </w:t>
       </w:r>
       <w:r>
         <w:rPr>
@@ -583,7 +583,7 @@
         <w:t>{{TAUX_PENALITE}}</w:t>
       </w:r>
       <w:r>
-        <w:t xml:space="preserve"> du montant du loyer dû, par jour de retard, sans préjudice de toute action légale.</w:t>
+        <w:t xml:space="preserve"> en cas de retard, sans préjudice de toute action légale.</w:t>
       </w:r>
     </w:p>
     <w:p>

--- a/assets/modeles_documents/contrat_bail_habitation.docx
+++ b/assets/modeles_documents/contrat_bail_habitation.docx
@@ -573,17 +573,17 @@
         <w:t>{{DELAI_GRACE}} jours</w:t>
       </w:r>
       <w:r>
-        <w:t xml:space="preserve"> après l’échéance entraînera l’application de pénalités fixées à </w:t>
-      </w:r>
-      <w:r>
-        <w:rPr>
-          <w:b/>
-          <w:bCs/>
-        </w:rPr>
-        <w:t>{{TAUX_PENALITE}}</w:t>
-      </w:r>
-      <w:r>
-        <w:t xml:space="preserve"> du montant du loyer dû, par jour de retard, sans préjudice de toute action légale.</w:t>
+        <w:t xml:space="preserve"> après l’échéance entraînera </w:t>
+      </w:r>
+      <w:r>
+        <w:rPr>
+          <w:b/>
+          <w:bCs/>
+        </w:rPr>
+        <w:t>{{CLAUSE_PENALITE}}</w:t>
+      </w:r>
+      <w:r>
+        <w:t xml:space="preserve">, sans préjudice de toute action légale.</w:t>
       </w:r>
     </w:p>
     <w:p>
